--- a/content/genglass/02-dtf-igrovaya-komnata.docx
+++ b/content/genglass/02-dtf-igrovaya-komnata.docx
@@ -20,18 +20,7 @@
           <w:iCs/>
           <w:color w:val="666666"/>
         </w:rPr>
-        <w:t xml:space="preserve">DTF · раздел </w:t>
-      </w:r>
-      <w:r>
-        <w:rPr>
-          <w:b/>
-          <w:bCs/>
-          <w:i/>
-          <w:iCs/>
-          <w:color w:val="666666"/>
-          <w:shd w:fill="FFF2A8" w:color="auto" w:val="clear"/>
-        </w:rPr>
-        <w:t xml:space="preserve">[УТОЧНИТЬ: Офтоп или Железо]</w:t>
+        <w:t xml:space="preserve">DTF · для тех, кто собирает сетап в квартире</w:t>
       </w:r>
     </w:p>
     <w:p>
@@ -64,18 +53,7 @@
     </w:p>
     <w:p>
       <w:r>
-        <w:t xml:space="preserve">Если окно остаётся в жилой части комнаты, свет в игровую зону попадает через перегородку. Прозрачное стекло пропускает его почти целиком, матовое рассеивает </w:t>
-      </w:r>
-      <w:r>
-        <w:rPr>
-          <w:b/>
-          <w:bCs/>
-          <w:shd w:fill="FFF2A8" w:color="auto" w:val="clear"/>
-        </w:rPr>
-        <w:t xml:space="preserve">[УТОЧНИТЬ: светопропускание стекла по паспорту поставщика]</w:t>
-      </w:r>
-      <w:r>
-        <w:t xml:space="preserve">.</w:t>
+        <w:t xml:space="preserve">Если окно остаётся в жилой части комнаты, свет в игровую зону попадает через перегородку. Прозрачное стекло пропускает большую часть света. Матовое рассеивает его и пропускает меньше, зато не даёт резких бликов.</w:t>
       </w:r>
     </w:p>
     <w:p>
@@ -116,18 +94,7 @@
     </w:p>
     <w:p>
       <w:r>
-        <w:t xml:space="preserve">Стекло отсекает часть звука клавиатуры и голоса. Сколько именно, зависит от толщины стекла, уплотнителей и зазоров между створками, особенно у раздвижных систем </w:t>
-      </w:r>
-      <w:r>
-        <w:rPr>
-          <w:b/>
-          <w:bCs/>
-          <w:shd w:fill="FFF2A8" w:color="auto" w:val="clear"/>
-        </w:rPr>
-        <w:t xml:space="preserve">[УТОЧНИТЬ: есть ли у GENGLASS данные по звукоизоляции перегородок]</w:t>
-      </w:r>
-      <w:r>
-        <w:t xml:space="preserve">.</w:t>
+        <w:t xml:space="preserve">Стекло отсекает часть звука клавиатуры и голоса. Сколько именно, зависит от толщины стекла, уплотнителей и зазоров между створками, особенно у раздвижных систем. Если тишина важна, попросите у производителя данные по звукоизоляции конкретной конструкции до заказа.</w:t>
       </w:r>
     </w:p>
     <w:p>
@@ -163,18 +130,7 @@
     </w:p>
     <w:p>
       <w:r>
-        <w:t xml:space="preserve">Закалённое стекло после закалки нельзя резать и сверлить, оно рассыпается целиком. Все отверстия и вырезы делают до закалки, поэтому маршрут кабелей решают заранее </w:t>
-      </w:r>
-      <w:r>
-        <w:rPr>
-          <w:b/>
-          <w:bCs/>
-          <w:shd w:fill="FFF2A8" w:color="auto" w:val="clear"/>
-        </w:rPr>
-        <w:t xml:space="preserve">[УТОЧНИТЬ: делает ли GENGLASS вырезы под кабель в стекле или в профиле]</w:t>
-      </w:r>
-      <w:r>
-        <w:t xml:space="preserve">.</w:t>
+        <w:t xml:space="preserve">Закалённое стекло нельзя резать и сверлить: при повреждении оно рассыпается целиком. Все отверстия и вырезы делают до закалки, поэтому маршрут кабелей решают заранее. Нужен ли вырез под кабель и где его сделать, обсуждают на замере.</w:t>
       </w:r>
     </w:p>
     <w:p>
@@ -331,7 +287,7 @@
       <w:r>
         <w:t xml:space="preserve">Варианты раздвижных систем собраны на странице </w:t>
       </w:r>
-      <w:hyperlink w:history="1" r:id="rIdgvet9_ggskwm8uup_vvnl">
+      <w:hyperlink w:history="1" r:id="rIdtpyw8c828ypl8y_pwsgkd">
         <w:r>
           <w:rPr>
             <w:rStyle w:val="Hyperlink"/>
@@ -340,7 +296,7 @@
         </w:r>
       </w:hyperlink>
       <w:r>
-        <w:t xml:space="preserve">. С этим списком замер проходит за один выезд.</w:t>
+        <w:t xml:space="preserve">. С этим списком на замере не придётся решать всё на ходу.</w:t>
       </w:r>
     </w:p>
     <w:sectPr>
